--- a/corte_2/Diagramas de flujo del sistema.docx
+++ b/corte_2/Diagramas de flujo del sistema.docx
@@ -104,6 +104,7 @@
       </w:pPr>
       <w:r>
         <w:rPr>
+          <w:noProof/>
           <w:lang w:val="es-MX"/>
         </w:rPr>
         <w:drawing>
@@ -172,6 +173,7 @@
       </w:pPr>
       <w:r>
         <w:rPr>
+          <w:noProof/>
           <w:lang w:val="es-MX"/>
         </w:rPr>
         <w:drawing>
@@ -239,6 +241,7 @@
       </w:pPr>
       <w:r>
         <w:rPr>
+          <w:noProof/>
           <w:lang w:val="es-MX"/>
         </w:rPr>
         <w:drawing>
@@ -266,6 +269,356 @@
                     <a:xfrm>
                       <a:off x="0" y="0"/>
                       <a:ext cx="5612130" cy="3314065"/>
+                    </a:xfrm>
+                    <a:prstGeom prst="rect">
+                      <a:avLst/>
+                    </a:prstGeom>
+                  </pic:spPr>
+                </pic:pic>
+              </a:graphicData>
+            </a:graphic>
+          </wp:inline>
+        </w:drawing>
+      </w:r>
+    </w:p>
+    <w:p>
+      <w:pPr>
+        <w:rPr>
+          <w:lang w:val="es-MX"/>
+        </w:rPr>
+      </w:pPr>
+    </w:p>
+    <w:p>
+      <w:pPr>
+        <w:rPr>
+          <w:lang w:val="es-MX"/>
+        </w:rPr>
+      </w:pPr>
+    </w:p>
+    <w:p>
+      <w:pPr>
+        <w:rPr>
+          <w:lang w:val="es-MX"/>
+        </w:rPr>
+      </w:pPr>
+    </w:p>
+    <w:p>
+      <w:pPr>
+        <w:rPr>
+          <w:lang w:val="es-MX"/>
+        </w:rPr>
+      </w:pPr>
+    </w:p>
+    <w:p>
+      <w:pPr>
+        <w:rPr>
+          <w:lang w:val="es-MX"/>
+        </w:rPr>
+      </w:pPr>
+    </w:p>
+    <w:p>
+      <w:pPr>
+        <w:rPr>
+          <w:lang w:val="es-MX"/>
+        </w:rPr>
+      </w:pPr>
+      <w:r>
+        <w:rPr>
+          <w:lang w:val="es-MX"/>
+        </w:rPr>
+        <w:lastRenderedPageBreak/>
+        <w:t>Gestión de devoluciones:</w:t>
+      </w:r>
+    </w:p>
+    <w:p>
+      <w:pPr>
+        <w:rPr>
+          <w:lang w:val="es-MX"/>
+        </w:rPr>
+      </w:pPr>
+      <w:r>
+        <w:rPr>
+          <w:noProof/>
+          <w:lang w:val="es-MX"/>
+        </w:rPr>
+        <w:drawing>
+          <wp:inline distT="0" distB="0" distL="0" distR="0" wp14:anchorId="5967563D" wp14:editId="003463D8">
+            <wp:extent cx="5612130" cy="2430780"/>
+            <wp:effectExtent l="0" t="0" r="7620" b="7620"/>
+            <wp:docPr id="5" name="Imagen 5"/>
+            <wp:cNvGraphicFramePr>
+              <a:graphicFrameLocks xmlns:a="http://schemas.openxmlformats.org/drawingml/2006/main" noChangeAspect="1"/>
+            </wp:cNvGraphicFramePr>
+            <a:graphic xmlns:a="http://schemas.openxmlformats.org/drawingml/2006/main">
+              <a:graphicData uri="http://schemas.openxmlformats.org/drawingml/2006/picture">
+                <pic:pic xmlns:pic="http://schemas.openxmlformats.org/drawingml/2006/picture">
+                  <pic:nvPicPr>
+                    <pic:cNvPr id="1" name=""/>
+                    <pic:cNvPicPr/>
+                  </pic:nvPicPr>
+                  <pic:blipFill>
+                    <a:blip r:embed="rId8"/>
+                    <a:stretch>
+                      <a:fillRect/>
+                    </a:stretch>
+                  </pic:blipFill>
+                  <pic:spPr>
+                    <a:xfrm>
+                      <a:off x="0" y="0"/>
+                      <a:ext cx="5612130" cy="2430780"/>
+                    </a:xfrm>
+                    <a:prstGeom prst="rect">
+                      <a:avLst/>
+                    </a:prstGeom>
+                  </pic:spPr>
+                </pic:pic>
+              </a:graphicData>
+            </a:graphic>
+          </wp:inline>
+        </w:drawing>
+      </w:r>
+    </w:p>
+    <w:p>
+      <w:pPr>
+        <w:rPr>
+          <w:lang w:val="es-MX"/>
+        </w:rPr>
+      </w:pPr>
+    </w:p>
+    <w:p>
+      <w:pPr>
+        <w:rPr>
+          <w:lang w:val="es-MX"/>
+        </w:rPr>
+      </w:pPr>
+      <w:r>
+        <w:rPr>
+          <w:lang w:val="es-MX"/>
+        </w:rPr>
+        <w:t>Alertas:</w:t>
+      </w:r>
+    </w:p>
+    <w:p>
+      <w:pPr>
+        <w:rPr>
+          <w:lang w:val="es-MX"/>
+        </w:rPr>
+      </w:pPr>
+      <w:r>
+        <w:rPr>
+          <w:noProof/>
+          <w:lang w:val="es-MX"/>
+        </w:rPr>
+        <w:drawing>
+          <wp:inline distT="0" distB="0" distL="0" distR="0" wp14:anchorId="2694B7BC" wp14:editId="691F12CB">
+            <wp:extent cx="5612130" cy="2497455"/>
+            <wp:effectExtent l="0" t="0" r="7620" b="0"/>
+            <wp:docPr id="8" name="Imagen 8"/>
+            <wp:cNvGraphicFramePr>
+              <a:graphicFrameLocks xmlns:a="http://schemas.openxmlformats.org/drawingml/2006/main" noChangeAspect="1"/>
+            </wp:cNvGraphicFramePr>
+            <a:graphic xmlns:a="http://schemas.openxmlformats.org/drawingml/2006/main">
+              <a:graphicData uri="http://schemas.openxmlformats.org/drawingml/2006/picture">
+                <pic:pic xmlns:pic="http://schemas.openxmlformats.org/drawingml/2006/picture">
+                  <pic:nvPicPr>
+                    <pic:cNvPr id="1" name=""/>
+                    <pic:cNvPicPr/>
+                  </pic:nvPicPr>
+                  <pic:blipFill>
+                    <a:blip r:embed="rId9"/>
+                    <a:stretch>
+                      <a:fillRect/>
+                    </a:stretch>
+                  </pic:blipFill>
+                  <pic:spPr>
+                    <a:xfrm>
+                      <a:off x="0" y="0"/>
+                      <a:ext cx="5612130" cy="2497455"/>
+                    </a:xfrm>
+                    <a:prstGeom prst="rect">
+                      <a:avLst/>
+                    </a:prstGeom>
+                  </pic:spPr>
+                </pic:pic>
+              </a:graphicData>
+            </a:graphic>
+          </wp:inline>
+        </w:drawing>
+      </w:r>
+    </w:p>
+    <w:p>
+      <w:pPr>
+        <w:rPr>
+          <w:lang w:val="es-MX"/>
+        </w:rPr>
+      </w:pPr>
+    </w:p>
+    <w:p>
+      <w:pPr>
+        <w:rPr>
+          <w:lang w:val="es-MX"/>
+        </w:rPr>
+      </w:pPr>
+    </w:p>
+    <w:p>
+      <w:pPr>
+        <w:rPr>
+          <w:lang w:val="es-MX"/>
+        </w:rPr>
+      </w:pPr>
+    </w:p>
+    <w:p>
+      <w:pPr>
+        <w:rPr>
+          <w:lang w:val="es-MX"/>
+        </w:rPr>
+      </w:pPr>
+    </w:p>
+    <w:p>
+      <w:pPr>
+        <w:rPr>
+          <w:lang w:val="es-MX"/>
+        </w:rPr>
+      </w:pPr>
+    </w:p>
+    <w:p>
+      <w:pPr>
+        <w:rPr>
+          <w:lang w:val="es-MX"/>
+        </w:rPr>
+      </w:pPr>
+    </w:p>
+    <w:p>
+      <w:pPr>
+        <w:rPr>
+          <w:lang w:val="es-MX"/>
+        </w:rPr>
+      </w:pPr>
+    </w:p>
+    <w:p>
+      <w:pPr>
+        <w:rPr>
+          <w:lang w:val="es-MX"/>
+        </w:rPr>
+      </w:pPr>
+    </w:p>
+    <w:p>
+      <w:pPr>
+        <w:rPr>
+          <w:lang w:val="es-MX"/>
+        </w:rPr>
+      </w:pPr>
+      <w:r>
+        <w:rPr>
+          <w:lang w:val="es-MX"/>
+        </w:rPr>
+        <w:lastRenderedPageBreak/>
+        <w:t>Eliminación de productos:</w:t>
+      </w:r>
+    </w:p>
+    <w:p>
+      <w:pPr>
+        <w:rPr>
+          <w:lang w:val="es-MX"/>
+        </w:rPr>
+      </w:pPr>
+      <w:r>
+        <w:rPr>
+          <w:noProof/>
+          <w:lang w:val="es-MX"/>
+        </w:rPr>
+        <w:drawing>
+          <wp:inline distT="0" distB="0" distL="0" distR="0" wp14:anchorId="7406E448" wp14:editId="05E76931">
+            <wp:extent cx="5612130" cy="2648585"/>
+            <wp:effectExtent l="0" t="0" r="7620" b="0"/>
+            <wp:docPr id="10" name="Imagen 10"/>
+            <wp:cNvGraphicFramePr>
+              <a:graphicFrameLocks xmlns:a="http://schemas.openxmlformats.org/drawingml/2006/main" noChangeAspect="1"/>
+            </wp:cNvGraphicFramePr>
+            <a:graphic xmlns:a="http://schemas.openxmlformats.org/drawingml/2006/main">
+              <a:graphicData uri="http://schemas.openxmlformats.org/drawingml/2006/picture">
+                <pic:pic xmlns:pic="http://schemas.openxmlformats.org/drawingml/2006/picture">
+                  <pic:nvPicPr>
+                    <pic:cNvPr id="1" name=""/>
+                    <pic:cNvPicPr/>
+                  </pic:nvPicPr>
+                  <pic:blipFill>
+                    <a:blip r:embed="rId10"/>
+                    <a:stretch>
+                      <a:fillRect/>
+                    </a:stretch>
+                  </pic:blipFill>
+                  <pic:spPr>
+                    <a:xfrm>
+                      <a:off x="0" y="0"/>
+                      <a:ext cx="5612130" cy="2648585"/>
+                    </a:xfrm>
+                    <a:prstGeom prst="rect">
+                      <a:avLst/>
+                    </a:prstGeom>
+                  </pic:spPr>
+                </pic:pic>
+              </a:graphicData>
+            </a:graphic>
+          </wp:inline>
+        </w:drawing>
+      </w:r>
+    </w:p>
+    <w:p>
+      <w:pPr>
+        <w:rPr>
+          <w:lang w:val="es-MX"/>
+        </w:rPr>
+      </w:pPr>
+    </w:p>
+    <w:p>
+      <w:pPr>
+        <w:rPr>
+          <w:lang w:val="es-MX"/>
+        </w:rPr>
+      </w:pPr>
+      <w:r>
+        <w:rPr>
+          <w:lang w:val="es-MX"/>
+        </w:rPr>
+        <w:t>Búsqueda de productos</w:t>
+      </w:r>
+    </w:p>
+    <w:p>
+      <w:pPr>
+        <w:rPr>
+          <w:lang w:val="es-MX"/>
+        </w:rPr>
+      </w:pPr>
+      <w:r>
+        <w:rPr>
+          <w:lang w:val="es-MX"/>
+        </w:rPr>
+        <w:drawing>
+          <wp:inline distT="0" distB="0" distL="0" distR="0" wp14:anchorId="44A67354" wp14:editId="7D25DF82">
+            <wp:extent cx="5612130" cy="2672080"/>
+            <wp:effectExtent l="0" t="0" r="7620" b="0"/>
+            <wp:docPr id="9" name="Imagen 9"/>
+            <wp:cNvGraphicFramePr>
+              <a:graphicFrameLocks xmlns:a="http://schemas.openxmlformats.org/drawingml/2006/main" noChangeAspect="1"/>
+            </wp:cNvGraphicFramePr>
+            <a:graphic xmlns:a="http://schemas.openxmlformats.org/drawingml/2006/main">
+              <a:graphicData uri="http://schemas.openxmlformats.org/drawingml/2006/picture">
+                <pic:pic xmlns:pic="http://schemas.openxmlformats.org/drawingml/2006/picture">
+                  <pic:nvPicPr>
+                    <pic:cNvPr id="1" name=""/>
+                    <pic:cNvPicPr/>
+                  </pic:nvPicPr>
+                  <pic:blipFill>
+                    <a:blip r:embed="rId11"/>
+                    <a:stretch>
+                      <a:fillRect/>
+                    </a:stretch>
+                  </pic:blipFill>
+                  <pic:spPr>
+                    <a:xfrm>
+                      <a:off x="0" y="0"/>
+                      <a:ext cx="5612130" cy="2672080"/>
                     </a:xfrm>
                     <a:prstGeom prst="rect">
                       <a:avLst/>
